--- a/Наладчик контрольно-измерительных приборов и автоматики/профессиональной переподготовки 14919 Наладчик контрольно-измерительных приборов и автоматики/2. ПО_ПП_Учебный_план_Наладчик КИПиА_4-5_разр.docx
+++ b/Наладчик контрольно-измерительных приборов и автоматики/профессиональной переподготовки 14919 Наладчик контрольно-измерительных приборов и автоматики/2. ПО_ПП_Учебный_план_Наладчик КИПиА_4-5_разр.docx
@@ -5885,7 +5885,7 @@
               <w:rPr>
                 <w:rFonts w:ascii="Times New Roman" w:eastAsia="Times New Roman" w:hAnsi="Times New Roman" w:cs="Times New Roman"/>
               </w:rPr>
-              <w:t>Практическое обучение приемам и видам работ по наладке, испытаниям и сдачи схем КИПиА</w:t>
+              <w:t>Практическое обучение приемам и видам работ по наладке, испытаниям и сдаче схем КИПиА</w:t>
             </w:r>
           </w:p>
         </w:tc>
@@ -7262,6 +7262,12 @@
           <w:lang w:bidi="ru-RU"/>
         </w:rPr>
         <w:sectPr>
+          <w:headerReference w:type="default" r:id="rId8"/>
+          <w:footerReference w:type="default" r:id="rId9"/>
+          <w:headerReference w:type="first" r:id="rId10"/>
+          <w:footerReference w:type="first" r:id="rId11"/>
+          <w:headerReference w:type="even" r:id="rId12"/>
+          <w:footerReference w:type="even" r:id="rId13"/>
           <w:pgSz w:w="11900" w:h="16840"/>
           <w:pgMar w:top="1134" w:right="850" w:bottom="1134" w:left="1701" w:header="227" w:footer="227" w:gutter="0"/>
           <w:cols w:space="720"/>
@@ -7371,7 +7377,7 @@
           <w:szCs w:val="28"/>
           <w:lang w:bidi="ru-RU"/>
         </w:rPr>
-        <w:t xml:space="preserve">19804 Электромонтажник по кабельным сетям </w:t>
+        <w:t xml:space="preserve">14919 Наладчик контрольно-измерительных приборов и автоматики </w:t>
       </w:r>
     </w:p>
     <w:p>
@@ -7393,7 +7399,7 @@
           <w:b/>
           <w:lang w:bidi="ru-RU"/>
         </w:rPr>
-        <w:t>(профессиональной переподготовки на 2-</w:t>
+        <w:t>(профессиональной переподготовки на 4-5 разряды)</w:t>
       </w:r>
       <w:r>
         <w:rPr>
@@ -7401,7 +7407,6 @@
           <w:b/>
           <w:lang w:bidi="ru-RU"/>
         </w:rPr>
-        <w:t>3</w:t>
       </w:r>
       <w:r>
         <w:rPr>
@@ -7409,7 +7414,6 @@
           <w:b/>
           <w:lang w:bidi="ru-RU"/>
         </w:rPr>
-        <w:t xml:space="preserve"> разряды)</w:t>
       </w:r>
     </w:p>
     <w:p>
@@ -9048,7 +9052,7 @@
                 <w:rFonts w:ascii="Times New Roman" w:eastAsia="Times New Roman" w:hAnsi="Times New Roman" w:cs="Times New Roman"/>
                 <w:color w:val="auto"/>
               </w:rPr>
-              <w:t>ОП.06. Общая технология производства</w:t>
+              <w:t>ОП.06. Основы метрологии и поверки КИПиА</w:t>
             </w:r>
           </w:p>
         </w:tc>
@@ -9422,14 +9426,13 @@
                 <w:rFonts w:ascii="Times New Roman" w:eastAsia="Times New Roman" w:hAnsi="Times New Roman" w:cs="Times New Roman"/>
                 <w:color w:val="auto"/>
               </w:rPr>
-              <w:t xml:space="preserve">ОП.08. Информационные технологии для </w:t>
+              <w:t>ОП.08. Основы программируемых логических контроллеров (ПЛК) и SCADA-систем</w:t>
             </w:r>
             <w:r>
               <w:rPr>
                 <w:rFonts w:ascii="Times New Roman" w:hAnsi="Times New Roman" w:cs="Times New Roman"/>
                 <w:color w:val="auto"/>
               </w:rPr>
-              <w:t>КИПиА</w:t>
             </w:r>
           </w:p>
         </w:tc>
@@ -9813,7 +9816,7 @@
                 <w:b/>
                 <w:color w:val="auto"/>
               </w:rPr>
-              <w:t>ПМ.01 Монтаж, обслуживание и ремонт схем КИПиА</w:t>
+              <w:t>ПМ.01 Наладка, испытания и сдача схем КИПиА</w:t>
             </w:r>
           </w:p>
         </w:tc>
@@ -9850,39 +9853,35 @@
                 <w:b/>
                 <w:color w:val="auto"/>
               </w:rPr>
-              <w:t>МДК 01.01 Технология монтажа, обсл</w:t>
-            </w:r>
-            <w:r>
-              <w:rPr>
-                <w:rFonts w:ascii="Times New Roman" w:eastAsia="Times New Roman" w:hAnsi="Times New Roman" w:cs="Times New Roman"/>
-                <w:b/>
-                <w:color w:val="auto"/>
-              </w:rPr>
-              <w:t>уживания и ремонта схем КИПиА (3</w:t>
-            </w:r>
-            <w:r>
-              <w:rPr>
-                <w:rFonts w:ascii="Times New Roman" w:eastAsia="Times New Roman" w:hAnsi="Times New Roman" w:cs="Times New Roman"/>
-                <w:b/>
-                <w:color w:val="auto"/>
-              </w:rPr>
-              <w:t>6 час</w:t>
-            </w:r>
-            <w:r>
-              <w:rPr>
-                <w:rFonts w:ascii="Times New Roman" w:eastAsia="Times New Roman" w:hAnsi="Times New Roman" w:cs="Times New Roman"/>
-                <w:b/>
-                <w:color w:val="auto"/>
-              </w:rPr>
-              <w:t>ов</w:t>
-            </w:r>
-            <w:r>
-              <w:rPr>
-                <w:rFonts w:ascii="Times New Roman" w:eastAsia="Times New Roman" w:hAnsi="Times New Roman" w:cs="Times New Roman"/>
-                <w:b/>
-                <w:color w:val="auto"/>
-              </w:rPr>
-              <w:t>)</w:t>
+              <w:t>МДК 01.01. Технология наладки, испытаний и сдачи схем КИПиА (36 часов)</w:t>
+            </w:r>
+            <w:r>
+              <w:rPr>
+                <w:rFonts w:ascii="Times New Roman" w:eastAsia="Times New Roman" w:hAnsi="Times New Roman" w:cs="Times New Roman"/>
+                <w:b/>
+                <w:color w:val="auto"/>
+              </w:rPr>
+            </w:r>
+            <w:r>
+              <w:rPr>
+                <w:rFonts w:ascii="Times New Roman" w:eastAsia="Times New Roman" w:hAnsi="Times New Roman" w:cs="Times New Roman"/>
+                <w:b/>
+                <w:color w:val="auto"/>
+              </w:rPr>
+            </w:r>
+            <w:r>
+              <w:rPr>
+                <w:rFonts w:ascii="Times New Roman" w:eastAsia="Times New Roman" w:hAnsi="Times New Roman" w:cs="Times New Roman"/>
+                <w:b/>
+                <w:color w:val="auto"/>
+              </w:rPr>
+            </w:r>
+            <w:r>
+              <w:rPr>
+                <w:rFonts w:ascii="Times New Roman" w:eastAsia="Times New Roman" w:hAnsi="Times New Roman" w:cs="Times New Roman"/>
+                <w:b/>
+                <w:color w:val="auto"/>
+              </w:rPr>
             </w:r>
           </w:p>
         </w:tc>
@@ -12205,7 +12204,7 @@
                 <w:b/>
                 <w:color w:val="auto"/>
               </w:rPr>
-              <w:t>Промежуточная аттестация (тест) по МДК 01.01 Технология монтажа, обслуживания и ремонта схем КИПиА</w:t>
+              <w:t>Промежуточная аттестация (тест) по МДК 01.01 Технология наладки, испытаний и сдачи схем КИПиА</w:t>
             </w:r>
           </w:p>
         </w:tc>
@@ -16097,6 +16096,66 @@
     </w:sectPr>
   </w:body>
 </w:document>
+</file>
+
+<file path=word/footer1.xml><?xml version="1.0" encoding="utf-8"?>
+<w:ftr xmlns:m="http://schemas.openxmlformats.org/officeDocument/2006/math" xmlns:mc="http://schemas.openxmlformats.org/markup-compatibility/2006" xmlns:mo="http://schemas.microsoft.com/office/mac/office/2008/main" xmlns:mv="urn:schemas-microsoft-com:mac:vml" xmlns:o="urn:schemas-microsoft-com:office:office" xmlns:r="http://schemas.openxmlformats.org/officeDocument/2006/relationships" xmlns:v="urn:schemas-microsoft-com:vml" xmlns:w10="urn:schemas-microsoft-com:office:word" xmlns:w14="http://schemas.microsoft.com/office/word/2010/wordml" xmlns:w="http://schemas.openxmlformats.org/wordprocessingml/2006/main" xmlns:wne="http://schemas.microsoft.com/office/word/2006/wordml" xmlns:wp14="http://schemas.microsoft.com/office/word/2010/wordprocessingDrawing" xmlns:wp="http://schemas.openxmlformats.org/drawingml/2006/wordprocessingDrawing" xmlns:wpc="http://schemas.microsoft.com/office/word/2010/wordprocessingCanvas" xmlns:wpg="http://schemas.microsoft.com/office/word/2010/wordprocessingGroup" xmlns:wpi="http://schemas.microsoft.com/office/word/2010/wordprocessingInk" xmlns:wps="http://schemas.microsoft.com/office/word/2010/wordprocessingShape" mc:Ignorable="w14 wp14">
+  <w:p>
+    <w:pPr>
+      <w:pStyle w:val="Footer"/>
+    </w:pPr>
+  </w:p>
+</w:ftr>
+</file>
+
+<file path=word/footer2.xml><?xml version="1.0" encoding="utf-8"?>
+<w:ftr xmlns:m="http://schemas.openxmlformats.org/officeDocument/2006/math" xmlns:mc="http://schemas.openxmlformats.org/markup-compatibility/2006" xmlns:mo="http://schemas.microsoft.com/office/mac/office/2008/main" xmlns:mv="urn:schemas-microsoft-com:mac:vml" xmlns:o="urn:schemas-microsoft-com:office:office" xmlns:r="http://schemas.openxmlformats.org/officeDocument/2006/relationships" xmlns:v="urn:schemas-microsoft-com:vml" xmlns:w10="urn:schemas-microsoft-com:office:word" xmlns:w14="http://schemas.microsoft.com/office/word/2010/wordml" xmlns:w="http://schemas.openxmlformats.org/wordprocessingml/2006/main" xmlns:wne="http://schemas.microsoft.com/office/word/2006/wordml" xmlns:wp14="http://schemas.microsoft.com/office/word/2010/wordprocessingDrawing" xmlns:wp="http://schemas.openxmlformats.org/drawingml/2006/wordprocessingDrawing" xmlns:wpc="http://schemas.microsoft.com/office/word/2010/wordprocessingCanvas" xmlns:wpg="http://schemas.microsoft.com/office/word/2010/wordprocessingGroup" xmlns:wpi="http://schemas.microsoft.com/office/word/2010/wordprocessingInk" xmlns:wps="http://schemas.microsoft.com/office/word/2010/wordprocessingShape" mc:Ignorable="w14 wp14">
+  <w:p>
+    <w:pPr>
+      <w:pStyle w:val="Footer"/>
+    </w:pPr>
+  </w:p>
+</w:ftr>
+</file>
+
+<file path=word/footer3.xml><?xml version="1.0" encoding="utf-8"?>
+<w:ftr xmlns:m="http://schemas.openxmlformats.org/officeDocument/2006/math" xmlns:mc="http://schemas.openxmlformats.org/markup-compatibility/2006" xmlns:mo="http://schemas.microsoft.com/office/mac/office/2008/main" xmlns:mv="urn:schemas-microsoft-com:mac:vml" xmlns:o="urn:schemas-microsoft-com:office:office" xmlns:r="http://schemas.openxmlformats.org/officeDocument/2006/relationships" xmlns:v="urn:schemas-microsoft-com:vml" xmlns:w10="urn:schemas-microsoft-com:office:word" xmlns:w14="http://schemas.microsoft.com/office/word/2010/wordml" xmlns:w="http://schemas.openxmlformats.org/wordprocessingml/2006/main" xmlns:wne="http://schemas.microsoft.com/office/word/2006/wordml" xmlns:wp14="http://schemas.microsoft.com/office/word/2010/wordprocessingDrawing" xmlns:wp="http://schemas.openxmlformats.org/drawingml/2006/wordprocessingDrawing" xmlns:wpc="http://schemas.microsoft.com/office/word/2010/wordprocessingCanvas" xmlns:wpg="http://schemas.microsoft.com/office/word/2010/wordprocessingGroup" xmlns:wpi="http://schemas.microsoft.com/office/word/2010/wordprocessingInk" xmlns:wps="http://schemas.microsoft.com/office/word/2010/wordprocessingShape" mc:Ignorable="w14 wp14">
+  <w:p>
+    <w:pPr>
+      <w:pStyle w:val="Footer"/>
+    </w:pPr>
+  </w:p>
+</w:ftr>
+</file>
+
+<file path=word/header1.xml><?xml version="1.0" encoding="utf-8"?>
+<w:hdr xmlns:m="http://schemas.openxmlformats.org/officeDocument/2006/math" xmlns:mc="http://schemas.openxmlformats.org/markup-compatibility/2006" xmlns:mo="http://schemas.microsoft.com/office/mac/office/2008/main" xmlns:mv="urn:schemas-microsoft-com:mac:vml" xmlns:o="urn:schemas-microsoft-com:office:office" xmlns:r="http://schemas.openxmlformats.org/officeDocument/2006/relationships" xmlns:v="urn:schemas-microsoft-com:vml" xmlns:w10="urn:schemas-microsoft-com:office:word" xmlns:w14="http://schemas.microsoft.com/office/word/2010/wordml" xmlns:w="http://schemas.openxmlformats.org/wordprocessingml/2006/main" xmlns:wne="http://schemas.microsoft.com/office/word/2006/wordml" xmlns:wp14="http://schemas.microsoft.com/office/word/2010/wordprocessingDrawing" xmlns:wp="http://schemas.openxmlformats.org/drawingml/2006/wordprocessingDrawing" xmlns:wpc="http://schemas.microsoft.com/office/word/2010/wordprocessingCanvas" xmlns:wpg="http://schemas.microsoft.com/office/word/2010/wordprocessingGroup" xmlns:wpi="http://schemas.microsoft.com/office/word/2010/wordprocessingInk" xmlns:wps="http://schemas.microsoft.com/office/word/2010/wordprocessingShape" mc:Ignorable="w14 wp14">
+  <w:p>
+    <w:pPr>
+      <w:pStyle w:val="Header"/>
+    </w:pPr>
+  </w:p>
+</w:hdr>
+</file>
+
+<file path=word/header2.xml><?xml version="1.0" encoding="utf-8"?>
+<w:hdr xmlns:m="http://schemas.openxmlformats.org/officeDocument/2006/math" xmlns:mc="http://schemas.openxmlformats.org/markup-compatibility/2006" xmlns:mo="http://schemas.microsoft.com/office/mac/office/2008/main" xmlns:mv="urn:schemas-microsoft-com:mac:vml" xmlns:o="urn:schemas-microsoft-com:office:office" xmlns:r="http://schemas.openxmlformats.org/officeDocument/2006/relationships" xmlns:v="urn:schemas-microsoft-com:vml" xmlns:w10="urn:schemas-microsoft-com:office:word" xmlns:w14="http://schemas.microsoft.com/office/word/2010/wordml" xmlns:w="http://schemas.openxmlformats.org/wordprocessingml/2006/main" xmlns:wne="http://schemas.microsoft.com/office/word/2006/wordml" xmlns:wp14="http://schemas.microsoft.com/office/word/2010/wordprocessingDrawing" xmlns:wp="http://schemas.openxmlformats.org/drawingml/2006/wordprocessingDrawing" xmlns:wpc="http://schemas.microsoft.com/office/word/2010/wordprocessingCanvas" xmlns:wpg="http://schemas.microsoft.com/office/word/2010/wordprocessingGroup" xmlns:wpi="http://schemas.microsoft.com/office/word/2010/wordprocessingInk" xmlns:wps="http://schemas.microsoft.com/office/word/2010/wordprocessingShape" mc:Ignorable="w14 wp14">
+  <w:p>
+    <w:pPr>
+      <w:pStyle w:val="Header"/>
+    </w:pPr>
+  </w:p>
+</w:hdr>
+</file>
+
+<file path=word/header3.xml><?xml version="1.0" encoding="utf-8"?>
+<w:hdr xmlns:m="http://schemas.openxmlformats.org/officeDocument/2006/math" xmlns:mc="http://schemas.openxmlformats.org/markup-compatibility/2006" xmlns:mo="http://schemas.microsoft.com/office/mac/office/2008/main" xmlns:mv="urn:schemas-microsoft-com:mac:vml" xmlns:o="urn:schemas-microsoft-com:office:office" xmlns:r="http://schemas.openxmlformats.org/officeDocument/2006/relationships" xmlns:v="urn:schemas-microsoft-com:vml" xmlns:w10="urn:schemas-microsoft-com:office:word" xmlns:w14="http://schemas.microsoft.com/office/word/2010/wordml" xmlns:w="http://schemas.openxmlformats.org/wordprocessingml/2006/main" xmlns:wne="http://schemas.microsoft.com/office/word/2006/wordml" xmlns:wp14="http://schemas.microsoft.com/office/word/2010/wordprocessingDrawing" xmlns:wp="http://schemas.openxmlformats.org/drawingml/2006/wordprocessingDrawing" xmlns:wpc="http://schemas.microsoft.com/office/word/2010/wordprocessingCanvas" xmlns:wpg="http://schemas.microsoft.com/office/word/2010/wordprocessingGroup" xmlns:wpi="http://schemas.microsoft.com/office/word/2010/wordprocessingInk" xmlns:wps="http://schemas.microsoft.com/office/word/2010/wordprocessingShape" mc:Ignorable="w14 wp14">
+  <w:p>
+    <w:pPr>
+      <w:pStyle w:val="Header"/>
+    </w:pPr>
+  </w:p>
+</w:hdr>
 </file>
 
 <file path=word/numbering.xml><?xml version="1.0" encoding="utf-8"?>
